--- a/S12_Lab1_Instructions.docx
+++ b/S12_Lab1_Instructions.docx
@@ -234,21 +234,7 @@
         <w:rPr>
           <w:rFonts w:eastAsia="Times New Roman"/>
         </w:rPr>
-        <w:t xml:space="preserve"> de ce laboratoire contient une version plus ou moins identique de la même application. Dans chaque version, il y a une erreur courante dans la mise en place d’</w:t>
-      </w:r>
-      <w:proofErr w:type="spellStart"/>
-      <w:r>
-        <w:rPr>
-          <w:rFonts w:eastAsia="Times New Roman"/>
-        </w:rPr>
-        <w:t>Entity</w:t>
-      </w:r>
-      <w:proofErr w:type="spellEnd"/>
-      <w:r>
-        <w:rPr>
-          <w:rFonts w:eastAsia="Times New Roman"/>
-        </w:rPr>
-        <w:t xml:space="preserve"> Framework.</w:t>
+        <w:t xml:space="preserve"> de ce laboratoire contient une version plus ou moins identique de la même application. Dans chaque version, il y a une erreur courante dans la mise en place d’Entity Framework.</w:t>
       </w:r>
     </w:p>
     <w:p>
@@ -404,6 +390,9 @@
         <w:jc w:val="center"/>
       </w:pPr>
       <w:r>
+        <w:rPr>
+          <w:noProof/>
+        </w:rPr>
         <w:drawing>
           <wp:inline distT="0" distB="0" distL="0" distR="0" wp14:anchorId="6813A798" wp14:editId="04AA6DFC">
             <wp:extent cx="5557589" cy="3103418"/>
@@ -519,17 +508,8 @@
           <w:i/>
           <w:iCs/>
         </w:rPr>
-        <w:t>update-</w:t>
-      </w:r>
-      <w:proofErr w:type="spellStart"/>
-      <w:r>
-        <w:rPr>
-          <w:i/>
-          <w:iCs/>
-        </w:rPr>
-        <w:t>database</w:t>
-      </w:r>
-      <w:proofErr w:type="spellEnd"/>
+        <w:t>update-database</w:t>
+      </w:r>
       <w:r>
         <w:t xml:space="preserve"> comme d’habitude</w:t>
       </w:r>
@@ -698,11 +678,23 @@
         <w:rPr>
           <w:b/>
           <w:bCs/>
+          <w:color w:val="FF0000"/>
           <w:sz w:val="28"/>
           <w:szCs w:val="28"/>
           <w:u w:val="single"/>
         </w:rPr>
       </w:pPr>
+      <w:r>
+        <w:rPr>
+          <w:b/>
+          <w:bCs/>
+          <w:color w:val="FF0000"/>
+          <w:sz w:val="28"/>
+          <w:szCs w:val="28"/>
+          <w:u w:val="single"/>
+        </w:rPr>
+        <w:t>Il faut mettre remplacer le nom de la base de donnée.</w:t>
+      </w:r>
     </w:p>
     <w:p>
       <w:pPr>
@@ -774,17 +766,8 @@
           <w:i/>
           <w:iCs/>
         </w:rPr>
-        <w:t>update-</w:t>
-      </w:r>
-      <w:proofErr w:type="spellStart"/>
-      <w:r>
-        <w:rPr>
-          <w:i/>
-          <w:iCs/>
-        </w:rPr>
-        <w:t>database</w:t>
-      </w:r>
-      <w:proofErr w:type="spellEnd"/>
+        <w:t>update-database</w:t>
+      </w:r>
       <w:r>
         <w:t xml:space="preserve"> comme d’habitude</w:t>
       </w:r>
@@ -826,6 +809,9 @@
       <w:pPr>
         <w:spacing w:before="0" w:after="160" w:line="259" w:lineRule="auto"/>
       </w:pPr>
+      <w:r>
+        <w:tab/>
+      </w:r>
     </w:p>
     <w:p>
       <w:pPr>
@@ -954,6 +940,29 @@
     <w:p>
       <w:pPr>
         <w:spacing w:before="0" w:after="160" w:line="259" w:lineRule="auto"/>
+      </w:pPr>
+      <w:r>
+        <w:rPr>
+          <w:color w:val="FF0000"/>
+        </w:rPr>
+        <w:t xml:space="preserve">« </w:t>
+      </w:r>
+      <w:r>
+        <w:rPr>
+          <w:color w:val="FF0000"/>
+        </w:rPr>
+        <w:t>Il faut ajouté un DbSet&lt;Produit&gt; dans DbContext</w:t>
+      </w:r>
+      <w:r>
+        <w:rPr>
+          <w:color w:val="FF0000"/>
+        </w:rPr>
+        <w:t xml:space="preserve"> »</w:t>
+      </w:r>
+    </w:p>
+    <w:p>
+      <w:pPr>
+        <w:spacing w:before="0" w:after="160" w:line="259" w:lineRule="auto"/>
         <w:rPr>
           <w:b/>
           <w:bCs/>
@@ -992,7 +1001,6 @@
         <w:pStyle w:val="Titre2"/>
       </w:pPr>
       <w:r>
-        <w:lastRenderedPageBreak/>
         <w:t xml:space="preserve">mission </w:t>
       </w:r>
       <w:r>
@@ -1049,17 +1057,8 @@
           <w:i/>
           <w:iCs/>
         </w:rPr>
-        <w:t>update-</w:t>
-      </w:r>
-      <w:proofErr w:type="spellStart"/>
-      <w:r>
-        <w:rPr>
-          <w:i/>
-          <w:iCs/>
-        </w:rPr>
-        <w:t>database</w:t>
-      </w:r>
-      <w:proofErr w:type="spellEnd"/>
+        <w:t>update-database</w:t>
+      </w:r>
       <w:r>
         <w:t xml:space="preserve"> comme d’habitude</w:t>
       </w:r>
@@ -1297,17 +1296,8 @@
           <w:i/>
           <w:iCs/>
         </w:rPr>
-        <w:t>update-</w:t>
-      </w:r>
-      <w:proofErr w:type="spellStart"/>
-      <w:r>
-        <w:rPr>
-          <w:i/>
-          <w:iCs/>
-        </w:rPr>
-        <w:t>database</w:t>
-      </w:r>
-      <w:proofErr w:type="spellEnd"/>
+        <w:t>update-database</w:t>
+      </w:r>
       <w:r>
         <w:t xml:space="preserve"> comme d’habitude</w:t>
       </w:r>
@@ -1324,21 +1314,12 @@
       <w:r>
         <w:t xml:space="preserve">Allez au formulaire </w:t>
       </w:r>
-      <w:proofErr w:type="spellStart"/>
       <w:r>
         <w:rPr>
           <w:b/>
           <w:bCs/>
         </w:rPr>
-        <w:t>Create</w:t>
-      </w:r>
-      <w:proofErr w:type="spellEnd"/>
-      <w:r>
-        <w:rPr>
-          <w:b/>
-          <w:bCs/>
-        </w:rPr>
-        <w:t xml:space="preserve"> </w:t>
+        <w:t xml:space="preserve">Create </w:t>
       </w:r>
       <w:r>
         <w:t xml:space="preserve">de </w:t>
@@ -1583,17 +1564,8 @@
           <w:i/>
           <w:iCs/>
         </w:rPr>
-        <w:t>update-</w:t>
-      </w:r>
-      <w:proofErr w:type="spellStart"/>
-      <w:r>
-        <w:rPr>
-          <w:i/>
-          <w:iCs/>
-        </w:rPr>
-        <w:t>database</w:t>
-      </w:r>
-      <w:proofErr w:type="spellEnd"/>
+        <w:t>update-database</w:t>
+      </w:r>
       <w:r>
         <w:t xml:space="preserve"> comme d’habitude</w:t>
       </w:r>
@@ -1832,17 +1804,8 @@
           <w:i/>
           <w:iCs/>
         </w:rPr>
-        <w:t>update-</w:t>
-      </w:r>
-      <w:proofErr w:type="spellStart"/>
-      <w:r>
-        <w:rPr>
-          <w:i/>
-          <w:iCs/>
-        </w:rPr>
-        <w:t>database</w:t>
-      </w:r>
-      <w:proofErr w:type="spellEnd"/>
+        <w:t>update-database</w:t>
+      </w:r>
       <w:r>
         <w:t xml:space="preserve"> comme d’habitude</w:t>
       </w:r>
@@ -2008,20 +1971,8 @@
           <w:szCs w:val="28"/>
           <w:u w:val="single"/>
         </w:rPr>
-        <w:t xml:space="preserve">Missions </w:t>
-      </w:r>
-      <w:proofErr w:type="gramStart"/>
-      <w:r>
-        <w:rPr>
-          <w:b/>
-          <w:bCs/>
-          <w:sz w:val="28"/>
-          <w:szCs w:val="28"/>
-          <w:u w:val="single"/>
-        </w:rPr>
-        <w:t>accomplies!!!</w:t>
-      </w:r>
-      <w:proofErr w:type="gramEnd"/>
+        <w:t>Missions accomplies!!!</w:t>
+      </w:r>
     </w:p>
     <w:sectPr>
       <w:headerReference w:type="default" r:id="rId16"/>
@@ -7649,7 +7600,6 @@
   <w:style w:type="character" w:default="1" w:styleId="Policepardfaut">
     <w:name w:val="Default Paragraph Font"/>
     <w:uiPriority w:val="1"/>
-    <w:semiHidden/>
     <w:unhideWhenUsed/>
   </w:style>
   <w:style w:type="table" w:default="1" w:styleId="TableauNormal">
@@ -8628,15 +8578,6 @@
 </file>
 
 <file path=customXml/item2.xml><?xml version="1.0" encoding="utf-8"?>
-<?mso-contentType ?>
-<FormTemplates xmlns="http://schemas.microsoft.com/sharepoint/v3/contenttype/forms">
-  <Display>DocumentLibraryForm</Display>
-  <Edit>DocumentLibraryForm</Edit>
-  <New>DocumentLibraryForm</New>
-</FormTemplates>
-</file>
-
-<file path=customXml/item3.xml><?xml version="1.0" encoding="utf-8"?>
 <ct:contentTypeSchema xmlns:ct="http://schemas.microsoft.com/office/2006/metadata/contentType" xmlns:ma="http://schemas.microsoft.com/office/2006/metadata/properties/metaAttributes" ct:_="" ma:_="" ma:contentTypeName="Document" ma:contentTypeID="0x010100354AEAE9FD62D747A26A546E5B1B5735" ma:contentTypeVersion="7" ma:contentTypeDescription="Crée un document." ma:contentTypeScope="" ma:versionID="43b763fe9aa20b7a2976a5e019d82dbf">
   <xsd:schema xmlns:xsd="http://www.w3.org/2001/XMLSchema" xmlns:xs="http://www.w3.org/2001/XMLSchema" xmlns:p="http://schemas.microsoft.com/office/2006/metadata/properties" xmlns:ns2="071933db-0376-4694-9786-b56cb37c4ec2" targetNamespace="http://schemas.microsoft.com/office/2006/metadata/properties" ma:root="true" ma:fieldsID="d5c90ae6c1ec6ed317c9f5feddaf7a33" ns2:_="">
     <xsd:import namespace="071933db-0376-4694-9786-b56cb37c4ec2"/>
@@ -8800,6 +8741,15 @@
 </ct:contentTypeSchema>
 </file>
 
+<file path=customXml/item3.xml><?xml version="1.0" encoding="utf-8"?>
+<?mso-contentType ?>
+<FormTemplates xmlns="http://schemas.microsoft.com/sharepoint/v3/contenttype/forms">
+  <Display>DocumentLibraryForm</Display>
+  <Edit>DocumentLibraryForm</Edit>
+  <New>DocumentLibraryForm</New>
+</FormTemplates>
+</file>
+
 <file path=customXml/itemProps1.xml><?xml version="1.0" encoding="utf-8"?>
 <ds:datastoreItem xmlns:ds="http://schemas.openxmlformats.org/officeDocument/2006/customXml" ds:itemID="{2C36E056-BA2C-4A1F-9580-242C9B36FE70}">
   <ds:schemaRefs>
@@ -8810,14 +8760,6 @@
 </file>
 
 <file path=customXml/itemProps2.xml><?xml version="1.0" encoding="utf-8"?>
-<ds:datastoreItem xmlns:ds="http://schemas.openxmlformats.org/officeDocument/2006/customXml" ds:itemID="{F6194C16-5FE5-4670-BEC8-3D6DD9380312}">
-  <ds:schemaRefs>
-    <ds:schemaRef ds:uri="http://schemas.microsoft.com/sharepoint/v3/contenttype/forms"/>
-  </ds:schemaRefs>
-</ds:datastoreItem>
-</file>
-
-<file path=customXml/itemProps3.xml><?xml version="1.0" encoding="utf-8"?>
 <ds:datastoreItem xmlns:ds="http://schemas.openxmlformats.org/officeDocument/2006/customXml" ds:itemID="{5C3A06EC-DC03-4D65-AA15-C6B9D68C1ED0}">
   <ds:schemaRefs>
     <ds:schemaRef ds:uri="http://schemas.microsoft.com/office/2006/metadata/contentType"/>
@@ -8833,4 +8775,12 @@
     <ds:schemaRef ds:uri="http://schemas.microsoft.com/internal/obd"/>
   </ds:schemaRefs>
 </ds:datastoreItem>
+</file>
+
+<file path=customXml/itemProps3.xml><?xml version="1.0" encoding="utf-8"?>
+<ds:datastoreItem xmlns:ds="http://schemas.openxmlformats.org/officeDocument/2006/customXml" ds:itemID="{F6194C16-5FE5-4670-BEC8-3D6DD9380312}">
+  <ds:schemaRefs>
+    <ds:schemaRef ds:uri="http://schemas.microsoft.com/sharepoint/v3/contenttype/forms"/>
+  </ds:schemaRefs>
+</ds:datastoreItem>
 </file>